--- a/por/docx/28.content.docx
+++ b/por/docx/28.content.docx
@@ -19,7 +19,7 @@
         <w:rPr>
           <w:lang w:val="pt_PT" w:bidi="pt_PT"/>
         </w:rPr>
-        <w:t>Resource: Notas de Estudo - Introduções aos Livros (Tyndale)</w:t>
+        <w:t>Resource: Tyndale Open Study Notes</w:t>
       </w:r>
       <w:r>
         <w:rPr>
@@ -112,7 +112,7 @@
         <w:rPr>
           <w:lang w:val="pt_PT" w:bidi="pt_PT"/>
         </w:rPr>
-        <w:t>Notas de Estudo - Introduções aos Livros (Tyndale)</w:t>
+        <w:t>Tyndale Open Study Notes</w:t>
       </w:r>
     </w:p>
     <w:p>

--- a/por/docx/28.content.docx
+++ b/por/docx/28.content.docx
@@ -19,7 +19,7 @@
         <w:rPr>
           <w:lang w:val="pt_PT" w:bidi="pt_PT"/>
         </w:rPr>
-        <w:t>Resource: Tyndale Open Study Notes</w:t>
+        <w:t>Resource: Aquifer Open Study Notes (Book Intros)</w:t>
       </w:r>
       <w:r>
         <w:rPr>
@@ -112,7 +112,7 @@
         <w:rPr>
           <w:lang w:val="pt_PT" w:bidi="pt_PT"/>
         </w:rPr>
-        <w:t>Tyndale Open Study Notes</w:t>
+        <w:t>Aquifer Open Study Notes (Book Intros)</w:t>
       </w:r>
     </w:p>
     <w:p>

--- a/por/docx/28.content.docx
+++ b/por/docx/28.content.docx
@@ -258,36 +258,24 @@
         </w:rPr>
         <w:t>Poucas eras no Israel antigo foram mais turbulentas do que meados dos anos 700 a.C. Oseias começou seu ministério no reino do norte, perto do final do longo e estável reinado de Jeroboão II (793–753 a.C.). Apesar de ser um rei mau (</w:t>
       </w:r>
-      <w:hyperlink r:id="rId13">
-        <w:r>
-          <w:rPr>
-            <w:lang w:val="pt_PT" w:bidi="pt_PT"/>
-          </w:rPr>
-          <w:rPr>
-            <w:color w:val="0000EE"/>
-            <w:u w:val="single"/>
-          </w:rPr>
-          <w:t>2Rs 14.23–24</w:t>
-        </w:r>
-      </w:hyperlink>
+      <w:r>
+        <w:rPr>
+          <w:lang w:val="pt_PT" w:bidi="pt_PT"/>
+        </w:rPr>
+        <w:t>2Rs 14.23–24</w:t>
+      </w:r>
       <w:r>
         <w:rPr>
           <w:lang w:val="pt_PT" w:bidi="pt_PT"/>
         </w:rPr>
         <w:t>), Jeroboão foi um líder forte e capaz que expandiu as fronteiras de Israel a um nível não visto desde os gloriosos dias de Davi e Salomão (</w:t>
       </w:r>
-      <w:hyperlink r:id="rId14">
-        <w:r>
-          <w:rPr>
-            <w:lang w:val="pt_PT" w:bidi="pt_PT"/>
-          </w:rPr>
-          <w:rPr>
-            <w:color w:val="0000EE"/>
-            <w:u w:val="single"/>
-          </w:rPr>
-          <w:t>2Rs 14.25–28</w:t>
-        </w:r>
-      </w:hyperlink>
+      <w:r>
+        <w:rPr>
+          <w:lang w:val="pt_PT" w:bidi="pt_PT"/>
+        </w:rPr>
+        <w:t>2Rs 14.25–28</w:t>
+      </w:r>
       <w:r>
         <w:rPr>
           <w:lang w:val="pt_PT" w:bidi="pt_PT"/>
@@ -355,18 +343,12 @@
           <w:lang w:val="pt_PT" w:bidi="pt_PT"/>
         </w:rPr>
       </w:r>
-      <w:hyperlink r:id="rId15">
-        <w:r>
-          <w:rPr>
-            <w:lang w:val="pt_PT" w:bidi="pt_PT"/>
-          </w:rPr>
-          <w:rPr>
-            <w:color w:val="0000EE"/>
-            <w:u w:val="single"/>
-          </w:rPr>
-          <w:t>Capítulos 1–3</w:t>
-        </w:r>
-      </w:hyperlink>
+      <w:r>
+        <w:rPr>
+          <w:lang w:val="pt_PT" w:bidi="pt_PT"/>
+        </w:rPr>
+        <w:t>Capítulos 1–3</w:t>
+      </w:r>
       <w:r>
         <w:rPr>
           <w:lang w:val="pt_PT" w:bidi="pt_PT"/>
@@ -381,18 +363,12 @@
           <w:lang w:val="pt_PT" w:bidi="pt_PT"/>
         </w:rPr>
       </w:r>
-      <w:hyperlink r:id="rId16">
-        <w:r>
-          <w:rPr>
-            <w:lang w:val="pt_PT" w:bidi="pt_PT"/>
-          </w:rPr>
-          <w:rPr>
-            <w:color w:val="0000EE"/>
-            <w:u w:val="single"/>
-          </w:rPr>
-          <w:t>Capítulos 4–14</w:t>
-        </w:r>
-      </w:hyperlink>
+      <w:r>
+        <w:rPr>
+          <w:lang w:val="pt_PT" w:bidi="pt_PT"/>
+        </w:rPr>
+        <w:t>Capítulos 4–14</w:t>
+      </w:r>
       <w:r>
         <w:rPr>
           <w:lang w:val="pt_PT" w:bidi="pt_PT"/>
@@ -424,18 +400,12 @@
         </w:rPr>
         <w:t>Não sabemos nada sobre o profeta Oseias além deste livro. Aprendemos o nome de seu pai (</w:t>
       </w:r>
-      <w:hyperlink r:id="rId17">
-        <w:r>
-          <w:rPr>
-            <w:lang w:val="pt_PT" w:bidi="pt_PT"/>
-          </w:rPr>
-          <w:rPr>
-            <w:color w:val="0000EE"/>
-            <w:u w:val="single"/>
-          </w:rPr>
-          <w:t>1.1</w:t>
-        </w:r>
-      </w:hyperlink>
+      <w:r>
+        <w:rPr>
+          <w:lang w:val="pt_PT" w:bidi="pt_PT"/>
+        </w:rPr>
+        <w:t>1.1</w:t>
+      </w:r>
       <w:r>
         <w:rPr>
           <w:lang w:val="pt_PT" w:bidi="pt_PT"/>
@@ -456,18 +426,12 @@
         </w:rPr>
         <w:t xml:space="preserve">Oseias profetizou para o reino do norte de Israel por volta de 760 a.C. até pouco antes da queda de Israel em 722 a.C. (veja </w:t>
       </w:r>
-      <w:hyperlink r:id="rId17">
-        <w:r>
-          <w:rPr>
-            <w:lang w:val="pt_PT" w:bidi="pt_PT"/>
-          </w:rPr>
-          <w:rPr>
-            <w:color w:val="0000EE"/>
-            <w:u w:val="single"/>
-          </w:rPr>
-          <w:t>1.1</w:t>
-        </w:r>
-      </w:hyperlink>
+      <w:r>
+        <w:rPr>
+          <w:lang w:val="pt_PT" w:bidi="pt_PT"/>
+        </w:rPr>
+        <w:t>1.1</w:t>
+      </w:r>
       <w:r>
         <w:rPr>
           <w:lang w:val="pt_PT" w:bidi="pt_PT"/>
